--- a/[1]Books/Desperate Measures.docx
+++ b/[1]Books/Desperate Measures.docx
@@ -576,7 +576,7 @@
           <w:szCs w:val="24"/>
           <w:highlight w:val="none"/>
         </w:rPr>
-        <w:t xml:space="preserve"> -Maybe, let’s avoid the part where we admit that this is our own doing. It might soften the blow to his shock.</w:t>
+        <w:t xml:space="preserve"> -No. I’ll handle it, you just follow my lead. It might soften the blow to his shock.</w:t>
       </w:r>
       <w:r>
         <w:rPr>
@@ -1662,7 +1662,24 @@
           <w:szCs w:val="24"/>
           <w:highlight w:val="none"/>
         </w:rPr>
-        <w:t xml:space="preserve"> -Heh, yeah we know. Actually, we work for the Empire. We are a shadow organization created under the Intelligence department, to prevent the Empire and the Institute to abuse their powers. The fabricated discord between us and them, allows us to keep our affairs private.</w:t>
+        <w:t xml:space="preserve"> -Heh, yeah we k</w:t>
+      </w:r>
+      <w:r>
+        <w:rPr>
+          <w:rFonts w:ascii="Calibri" w:hAnsi="Calibri" w:eastAsia="Calibri" w:cs="Calibri"/>
+          <w:sz w:val="24"/>
+          <w:szCs w:val="24"/>
+          <w:highlight w:val="none"/>
+        </w:rPr>
+        <w:t xml:space="preserve">now. Actually, we work for the Empire. We are a shadow organization created under the Intelligence department, to prevent the Empire and the Institute to abuse their powers. The fabricated discord between us and them, allows us to keep our affairs private.</w:t>
+      </w:r>
+      <w:r>
+        <w:rPr>
+          <w:rFonts w:ascii="Calibri" w:hAnsi="Calibri" w:eastAsia="Calibri" w:cs="Calibri"/>
+          <w:sz w:val="24"/>
+          <w:szCs w:val="24"/>
+          <w:highlight w:val="none"/>
+        </w:rPr>
       </w:r>
       <w:r>
         <w:rPr>
@@ -1990,7 +2007,16 @@
           <w:szCs w:val="24"/>
           <w:highlight w:val="none"/>
         </w:rPr>
-        <w:t xml:space="preserve">then I took a projectile to my hip. That’s the reason I changed careers. No one shoots at me in this lab. Oh, gods! So this is why you guys kept training me with these weird weapons. You want me to go shoot someone, don’t you? This is exactly what you guys would do.</w:t>
+        <w:t xml:space="preserve">then I too</w:t>
+      </w:r>
+      <w:r>
+        <w:rPr>
+          <w:rFonts w:ascii="Calibri" w:hAnsi="Calibri" w:eastAsia="Calibri" w:cs="Calibri"/>
+          <w:sz w:val="24"/>
+          <w:szCs w:val="24"/>
+          <w:highlight w:val="none"/>
+        </w:rPr>
+        <w:t xml:space="preserve">k a projectile to my hip. That’s the reason I changed careers. No one shoots at me in this lab. Oh, gods! So this is why you guys kept training me with these weird weapons. You want me to go shoot someone, don’t you? This is exactly what you guys would do.</w:t>
       </w:r>
       <w:r>
         <w:rPr>
@@ -2753,6 +2779,14 @@
           <w:highlight w:val="none"/>
         </w:rPr>
       </w:r>
+      <w:r>
+        <w:rPr>
+          <w:rFonts w:ascii="Calibri" w:hAnsi="Calibri" w:eastAsia="Calibri" w:cs="Calibri"/>
+          <w:sz w:val="24"/>
+          <w:szCs w:val="24"/>
+          <w:highlight w:val="none"/>
+        </w:rPr>
+      </w:r>
     </w:p>
     <w:p>
       <w:pPr>
@@ -2823,6 +2857,14 @@
           <w:highlight w:val="none"/>
         </w:rPr>
       </w:r>
+      <w:r>
+        <w:rPr>
+          <w:rFonts w:ascii="Calibri" w:hAnsi="Calibri" w:eastAsia="Calibri" w:cs="Calibri"/>
+          <w:sz w:val="24"/>
+          <w:szCs w:val="24"/>
+          <w:highlight w:val="none"/>
+        </w:rPr>
+      </w:r>
     </w:p>
     <w:p>
       <w:pPr>
@@ -2884,6 +2926,14 @@
           <w:highlight w:val="none"/>
         </w:rPr>
       </w:r>
+      <w:r>
+        <w:rPr>
+          <w:rFonts w:ascii="Calibri" w:hAnsi="Calibri" w:eastAsia="Calibri" w:cs="Calibri"/>
+          <w:sz w:val="24"/>
+          <w:szCs w:val="24"/>
+          <w:highlight w:val="none"/>
+        </w:rPr>
+      </w:r>
     </w:p>
     <w:p>
       <w:pPr>
@@ -2917,14 +2967,6 @@
           <w:szCs w:val="24"/>
           <w:highlight w:val="none"/>
         </w:rPr>
-      </w:r>
-      <w:r>
-        <w:rPr>
-          <w:rFonts w:ascii="Calibri" w:hAnsi="Calibri" w:eastAsia="Calibri" w:cs="Calibri"/>
-          <w:sz w:val="24"/>
-          <w:szCs w:val="24"/>
-          <w:highlight w:val="none"/>
-        </w:rPr>
         <w:t xml:space="preserve">Sett:</w:t>
       </w:r>
       <w:r>
@@ -2935,6 +2977,14 @@
           <w:highlight w:val="none"/>
         </w:rPr>
         <w:t xml:space="preserve"> -Wasn’t that firewall supposed to prevent all of this?</w:t>
+      </w:r>
+      <w:r>
+        <w:rPr>
+          <w:rFonts w:ascii="Calibri" w:hAnsi="Calibri" w:eastAsia="Calibri" w:cs="Calibri"/>
+          <w:sz w:val="24"/>
+          <w:szCs w:val="24"/>
+          <w:highlight w:val="none"/>
+        </w:rPr>
       </w:r>
       <w:r>
         <w:rPr>
@@ -3152,6 +3202,14 @@
           <w:highlight w:val="none"/>
         </w:rPr>
       </w:r>
+      <w:r>
+        <w:rPr>
+          <w:rFonts w:ascii="Calibri" w:hAnsi="Calibri" w:eastAsia="Calibri" w:cs="Calibri"/>
+          <w:sz w:val="24"/>
+          <w:szCs w:val="24"/>
+          <w:highlight w:val="none"/>
+        </w:rPr>
+      </w:r>
     </w:p>
     <w:p>
       <w:pPr>
@@ -3204,6 +3262,14 @@
           <w:highlight w:val="none"/>
         </w:rPr>
       </w:r>
+      <w:r>
+        <w:rPr>
+          <w:rFonts w:ascii="Calibri" w:hAnsi="Calibri" w:eastAsia="Calibri" w:cs="Calibri"/>
+          <w:sz w:val="24"/>
+          <w:szCs w:val="24"/>
+          <w:highlight w:val="none"/>
+        </w:rPr>
+      </w:r>
     </w:p>
     <w:p>
       <w:pPr>
@@ -3274,6 +3340,14 @@
           <w:highlight w:val="none"/>
         </w:rPr>
       </w:r>
+      <w:r>
+        <w:rPr>
+          <w:rFonts w:ascii="Calibri" w:hAnsi="Calibri" w:eastAsia="Calibri" w:cs="Calibri"/>
+          <w:sz w:val="24"/>
+          <w:szCs w:val="24"/>
+          <w:highlight w:val="none"/>
+        </w:rPr>
+      </w:r>
     </w:p>
     <w:p>
       <w:pPr>
@@ -3307,14 +3381,6 @@
           <w:szCs w:val="24"/>
           <w:highlight w:val="none"/>
         </w:rPr>
-      </w:r>
-      <w:r>
-        <w:rPr>
-          <w:rFonts w:ascii="Calibri" w:hAnsi="Calibri" w:eastAsia="Calibri" w:cs="Calibri"/>
-          <w:sz w:val="24"/>
-          <w:szCs w:val="24"/>
-          <w:highlight w:val="none"/>
-        </w:rPr>
         <w:t xml:space="preserve">Sett:</w:t>
       </w:r>
       <w:r>
@@ -3334,6 +3400,14 @@
           <w:highlight w:val="none"/>
         </w:rPr>
         <w:t xml:space="preserve">-You guys are insane! This would be a first for me.</w:t>
+      </w:r>
+      <w:r>
+        <w:rPr>
+          <w:rFonts w:ascii="Calibri" w:hAnsi="Calibri" w:eastAsia="Calibri" w:cs="Calibri"/>
+          <w:sz w:val="24"/>
+          <w:szCs w:val="24"/>
+          <w:highlight w:val="none"/>
+        </w:rPr>
       </w:r>
       <w:r>
         <w:rPr>
@@ -3376,14 +3450,6 @@
           <w:szCs w:val="24"/>
           <w:highlight w:val="none"/>
         </w:rPr>
-      </w:r>
-      <w:r>
-        <w:rPr>
-          <w:rFonts w:ascii="Calibri" w:hAnsi="Calibri" w:eastAsia="Calibri" w:cs="Calibri"/>
-          <w:sz w:val="24"/>
-          <w:szCs w:val="24"/>
-          <w:highlight w:val="none"/>
-        </w:rPr>
         <w:t xml:space="preserve">Nariki</w:t>
       </w:r>
       <w:r>
@@ -3403,6 +3469,14 @@
           <w:highlight w:val="none"/>
         </w:rPr>
         <w:t xml:space="preserve"> -So, this is a yes?</w:t>
+      </w:r>
+      <w:r>
+        <w:rPr>
+          <w:rFonts w:ascii="Calibri" w:hAnsi="Calibri" w:eastAsia="Calibri" w:cs="Calibri"/>
+          <w:sz w:val="24"/>
+          <w:szCs w:val="24"/>
+          <w:highlight w:val="none"/>
+        </w:rPr>
       </w:r>
       <w:r>
         <w:rPr>
@@ -3620,6 +3694,14 @@
           <w:highlight w:val="none"/>
         </w:rPr>
       </w:r>
+      <w:r>
+        <w:rPr>
+          <w:rFonts w:ascii="Calibri" w:hAnsi="Calibri" w:eastAsia="Calibri" w:cs="Calibri"/>
+          <w:sz w:val="24"/>
+          <w:szCs w:val="24"/>
+          <w:highlight w:val="none"/>
+        </w:rPr>
+      </w:r>
     </w:p>
     <w:p>
       <w:pPr>
@@ -3653,14 +3735,6 @@
           <w:szCs w:val="24"/>
           <w:highlight w:val="none"/>
         </w:rPr>
-      </w:r>
-      <w:r>
-        <w:rPr>
-          <w:rFonts w:ascii="Calibri" w:hAnsi="Calibri" w:eastAsia="Calibri" w:cs="Calibri"/>
-          <w:sz w:val="24"/>
-          <w:szCs w:val="24"/>
-          <w:highlight w:val="none"/>
-        </w:rPr>
         <w:t xml:space="preserve">Okranom</w:t>
       </w:r>
       <w:r>
@@ -3689,6 +3763,14 @@
           <w:highlight w:val="none"/>
         </w:rPr>
         <w:t xml:space="preserve">-The best place to hide something from the Institute, is right under their noses. Our agents infiltrated key positions within their ranks. Thus, we could organize an automated assembly facility underneath this one.</w:t>
+      </w:r>
+      <w:r>
+        <w:rPr>
+          <w:rFonts w:ascii="Calibri" w:hAnsi="Calibri" w:eastAsia="Calibri" w:cs="Calibri"/>
+          <w:sz w:val="24"/>
+          <w:szCs w:val="24"/>
+          <w:highlight w:val="none"/>
+        </w:rPr>
       </w:r>
       <w:r>
         <w:rPr>
@@ -3750,6 +3832,14 @@
           <w:highlight w:val="none"/>
         </w:rPr>
       </w:r>
+      <w:r>
+        <w:rPr>
+          <w:rFonts w:ascii="Calibri" w:hAnsi="Calibri" w:eastAsia="Calibri" w:cs="Calibri"/>
+          <w:sz w:val="24"/>
+          <w:szCs w:val="24"/>
+          <w:highlight w:val="none"/>
+        </w:rPr>
+      </w:r>
     </w:p>
     <w:p>
       <w:pPr>
@@ -3810,7 +3900,24 @@
           <w:szCs w:val="24"/>
           <w:highlight w:val="none"/>
         </w:rPr>
-        <w:t xml:space="preserve">-You will have a heavy arsenal. It can deal with most of what is out there. But, we have also requisitioned a new batch of Automatons, from a nearby assembly. It’s a bit of a gamble. I have set an experimental configuration that bypasses certain protocols that this virus seems to target. They will be ready to deploy tomorrow morning. If all goes well, then you shall have a valiant support.</w:t>
+        <w:t xml:space="preserve">-You will have a heavy arsenal. It can deal with most of what is out there. But, we have also requisitioned a new batch of Automatons, f</w:t>
+      </w:r>
+      <w:r>
+        <w:rPr>
+          <w:rFonts w:ascii="Calibri" w:hAnsi="Calibri" w:eastAsia="Calibri" w:cs="Calibri"/>
+          <w:sz w:val="24"/>
+          <w:szCs w:val="24"/>
+          <w:highlight w:val="none"/>
+        </w:rPr>
+        <w:t xml:space="preserve">rom a nearby assembly. It’s a bit of a gamble. I have set an experimental configuration that bypasses certain protocols that this virus seems to target. They will be ready to deploy tomorrow morning. If all goes well, then you shall have a valiant support.</w:t>
+      </w:r>
+      <w:r>
+        <w:rPr>
+          <w:rFonts w:ascii="Calibri" w:hAnsi="Calibri" w:eastAsia="Calibri" w:cs="Calibri"/>
+          <w:sz w:val="24"/>
+          <w:szCs w:val="24"/>
+          <w:highlight w:val="none"/>
+        </w:rPr>
       </w:r>
       <w:r>
         <w:rPr>
@@ -3890,6 +3997,14 @@
           <w:highlight w:val="none"/>
         </w:rPr>
       </w:r>
+      <w:r>
+        <w:rPr>
+          <w:rFonts w:ascii="Calibri" w:hAnsi="Calibri" w:eastAsia="Calibri" w:cs="Calibri"/>
+          <w:sz w:val="24"/>
+          <w:szCs w:val="24"/>
+          <w:highlight w:val="none"/>
+        </w:rPr>
+      </w:r>
     </w:p>
     <w:p>
       <w:pPr>
@@ -3923,14 +4038,6 @@
           <w:szCs w:val="24"/>
           <w:highlight w:val="none"/>
         </w:rPr>
-      </w:r>
-      <w:r>
-        <w:rPr>
-          <w:rFonts w:ascii="Calibri" w:hAnsi="Calibri" w:eastAsia="Calibri" w:cs="Calibri"/>
-          <w:sz w:val="24"/>
-          <w:szCs w:val="24"/>
-          <w:highlight w:val="none"/>
-        </w:rPr>
         <w:t xml:space="preserve">Okranom</w:t>
       </w:r>
       <w:r>
@@ -3959,6 +4066,14 @@
           <w:highlight w:val="none"/>
         </w:rPr>
         <w:t xml:space="preserve">-No. Me and Nariki think that the virus is not well developed yet, so it resides in the mainframe of the Orbital Station. We take that down and it’s corruption might cease. You are literally the last hope for humanity, on this Moon.</w:t>
+      </w:r>
+      <w:r>
+        <w:rPr>
+          <w:rFonts w:ascii="Calibri" w:hAnsi="Calibri" w:eastAsia="Calibri" w:cs="Calibri"/>
+          <w:sz w:val="24"/>
+          <w:szCs w:val="24"/>
+          <w:highlight w:val="none"/>
+        </w:rPr>
       </w:r>
       <w:r>
         <w:rPr>
@@ -4001,14 +4116,6 @@
           <w:szCs w:val="24"/>
           <w:highlight w:val="none"/>
         </w:rPr>
-      </w:r>
-      <w:r>
-        <w:rPr>
-          <w:rFonts w:ascii="Calibri" w:hAnsi="Calibri" w:eastAsia="Calibri" w:cs="Calibri"/>
-          <w:sz w:val="24"/>
-          <w:szCs w:val="24"/>
-          <w:highlight w:val="none"/>
-        </w:rPr>
         <w:t xml:space="preserve">Sett:</w:t>
       </w:r>
       <w:r>
@@ -4028,6 +4135,14 @@
           <w:highlight w:val="none"/>
         </w:rPr>
         <w:t xml:space="preserve">-So is there an initiation ritual?</w:t>
+      </w:r>
+      <w:r>
+        <w:rPr>
+          <w:rFonts w:ascii="Calibri" w:hAnsi="Calibri" w:eastAsia="Calibri" w:cs="Calibri"/>
+          <w:sz w:val="24"/>
+          <w:szCs w:val="24"/>
+          <w:highlight w:val="none"/>
+        </w:rPr>
       </w:r>
       <w:r>
         <w:rPr>
@@ -4070,14 +4185,6 @@
           <w:szCs w:val="24"/>
           <w:highlight w:val="none"/>
         </w:rPr>
-      </w:r>
-      <w:r>
-        <w:rPr>
-          <w:rFonts w:ascii="Calibri" w:hAnsi="Calibri" w:eastAsia="Calibri" w:cs="Calibri"/>
-          <w:sz w:val="24"/>
-          <w:szCs w:val="24"/>
-          <w:highlight w:val="none"/>
-        </w:rPr>
         <w:t xml:space="preserve">Okranom</w:t>
       </w:r>
       <w:r>
@@ -4106,6 +4213,14 @@
           <w:highlight w:val="none"/>
         </w:rPr>
         <w:t xml:space="preserve">-Ritual? Hah. No, we usually just do a full debriefing. It’s not exciting as conspiracy theories make it to be. Get yourself some rest. You’ll need the energy.</w:t>
+      </w:r>
+      <w:r>
+        <w:rPr>
+          <w:rFonts w:ascii="Calibri" w:hAnsi="Calibri" w:eastAsia="Calibri" w:cs="Calibri"/>
+          <w:sz w:val="24"/>
+          <w:szCs w:val="24"/>
+          <w:highlight w:val="none"/>
+        </w:rPr>
       </w:r>
       <w:r>
         <w:rPr>

--- a/[1]Books/Desperate Measures.docx
+++ b/[1]Books/Desperate Measures.docx
@@ -4212,7 +4212,7 @@
           <w:szCs w:val="24"/>
           <w:highlight w:val="none"/>
         </w:rPr>
-        <w:t xml:space="preserve">-Ritual? Hah. No, we usually just do a full debriefing. It’s not exciting as conspiracy theories make it to be. Get yourself some rest. You’ll need the energy.</w:t>
+        <w:t xml:space="preserve">-Ritual? Hah. No, we usually just do a full debriefing. It’s not exciting as conspiracy theories make it to be. Get yourself some rest, for now. You’ll need the energy.</w:t>
       </w:r>
       <w:r>
         <w:rPr>
